--- a/ada_koch/libro_2/El_hombre_de_al_lado_acto2_borrador.docx
+++ b/ada_koch/libro_2/El_hombre_de_al_lado_acto2_borrador.docx
@@ -1730,6 +1730,171 @@
         <w:t xml:space="preserve">No sé si para protegerlo o para protegerme.</w:t>
       </w:r>
     </w:p>
+    <w:p>
+      <w:r>
+        <w:pict>
+          <v:rect style="width:0;height:1.5pt" o:hralign="center" o:hrstd="t" o:hr="t"/>
+        </w:pict>
+      </w:r>
+    </w:p>
+    <w:p>
+      <w:pPr>
+        <w:pStyle w:val="FirstParagraph"/>
+      </w:pPr>
+      <w:r>
+        <w:t xml:space="preserve">A mediodía bajé al pueblo, a casa de mi abuela, con el folio todavía en el bolsillo de dentro del abrigo.</w:t>
+      </w:r>
+    </w:p>
+    <w:p>
+      <w:pPr>
+        <w:pStyle w:val="BodyText"/>
+      </w:pPr>
+      <w:r>
+        <w:t xml:space="preserve">No sé qué iba a preguntarle. Lo llevaba ensayando toda la carretera y no me salía ninguna frase que no sonara a locura.</w:t>
+      </w:r>
+      <w:r>
+        <w:t xml:space="preserve"> </w:t>
+      </w:r>
+      <w:r>
+        <w:rPr>
+          <w:iCs/>
+          <w:i/>
+        </w:rPr>
+        <w:t xml:space="preserve">Abuela, ¿el farero te dibujaba?</w:t>
+      </w:r>
+      <w:r>
+        <w:t xml:space="preserve"> </w:t>
+      </w:r>
+      <w:r>
+        <w:rPr>
+          <w:iCs/>
+          <w:i/>
+        </w:rPr>
+        <w:t xml:space="preserve">Abuela, ¿quién era el de arriba?</w:t>
+      </w:r>
+      <w:r>
+        <w:t xml:space="preserve"> </w:t>
+      </w:r>
+      <w:r>
+        <w:rPr>
+          <w:iCs/>
+          <w:i/>
+        </w:rPr>
+        <w:t xml:space="preserve">Abuela, ¿a ti también te afilaban los lápices?</w:t>
+      </w:r>
+    </w:p>
+    <w:p>
+      <w:pPr>
+        <w:pStyle w:val="BodyText"/>
+      </w:pPr>
+      <w:r>
+        <w:t xml:space="preserve">Me abrió la puerta con un trapo en la mano. Estaba limpiando la foto de la boda, como cada sábado aunque fuera jueves. La había bajado del aparador y la tenía en la mesa de la cocina, boca arriba, encima del mantel de hule de los limones, y le pasaba el trapo al cristal en círculos pequeños, muy despacio, como se le pasa la mano por la cara a alguien que duerme.</w:t>
+      </w:r>
+    </w:p>
+    <w:p>
+      <w:pPr>
+        <w:pStyle w:val="BodyText"/>
+      </w:pPr>
+      <w:r>
+        <w:t xml:space="preserve">En el aparador, donde iba la foto, había quedado un hueco. Y en el hueco, al fondo, contra la pared, vi una botella de aguardiente sin abrir, con el tapón lacrado y la etiqueta amarilla de vieja. Y apoyado en la botella, de canto, un sobre.</w:t>
+      </w:r>
+    </w:p>
+    <w:p>
+      <w:pPr>
+        <w:pStyle w:val="BodyText"/>
+      </w:pPr>
+      <w:r>
+        <w:t xml:space="preserve">No lo había visto nunca. Llevaba treinta y dos años entrando en esa cocina y no lo había visto nunca, porque siempre había estado detrás de mi abuelo.</w:t>
+      </w:r>
+    </w:p>
+    <w:p>
+      <w:pPr>
+        <w:pStyle w:val="BodyText"/>
+      </w:pPr>
+      <w:r>
+        <w:t xml:space="preserve">Me senté. Mi abuela me puso un café delante sin preguntarme si quería. Siguió limpiando el cristal.</w:t>
+      </w:r>
+    </w:p>
+    <w:p>
+      <w:pPr>
+        <w:pStyle w:val="BodyText"/>
+      </w:pPr>
+      <w:r>
+        <w:t xml:space="preserve">Abrí la boca para preguntar. No me salió nada.</w:t>
+      </w:r>
+    </w:p>
+    <w:p>
+      <w:pPr>
+        <w:pStyle w:val="BodyText"/>
+      </w:pPr>
+      <w:r>
+        <w:t xml:space="preserve">Y ella, sin levantar la vista de la foto, sin dejar de pasar el trapo en círculos, me miró un segundo las rodillas. Los vaqueros. El polvo gris, fino, de la chapa de la linterna, que me había quedado en las dos rodillas de estar arrodillada al amanecer delante del folio, y que no me había dado cuenta de que llevaba.</w:t>
+      </w:r>
+    </w:p>
+    <w:p>
+      <w:pPr>
+        <w:pStyle w:val="BodyText"/>
+      </w:pPr>
+      <w:r>
+        <w:t xml:space="preserve">—Subiches á torre —dijo.</w:t>
+      </w:r>
+    </w:p>
+    <w:p>
+      <w:pPr>
+        <w:pStyle w:val="BodyText"/>
+      </w:pPr>
+      <w:r>
+        <w:t xml:space="preserve">No era una pregunta.</w:t>
+      </w:r>
+    </w:p>
+    <w:p>
+      <w:pPr>
+        <w:pStyle w:val="BodyText"/>
+      </w:pPr>
+      <w:r>
+        <w:t xml:space="preserve">Volvió a poner la foto en su sitio, en el aparador, delante de la botella y del sobre. Mi abuelo, otra vez, sin mirar a la cámara, tapando lo que había detrás.</w:t>
+      </w:r>
+    </w:p>
+    <w:p>
+      <w:pPr>
+        <w:pStyle w:val="BodyText"/>
+      </w:pPr>
+      <w:r>
+        <w:t xml:space="preserve">Y no dijo nada más. Me preguntó por el trabajo, por Julian, por si el rapaz seguía con las mareas. Me dio media empanada envuelta en papel de aluminio para la cena.</w:t>
+      </w:r>
+    </w:p>
+    <w:p>
+      <w:pPr>
+        <w:pStyle w:val="BodyText"/>
+      </w:pPr>
+      <w:r>
+        <w:t xml:space="preserve">En la puerta, al despedirme, me cogió la cara con las dos manos, como hace desde que era pequeña.</w:t>
+      </w:r>
+    </w:p>
+    <w:p>
+      <w:pPr>
+        <w:pStyle w:val="BodyText"/>
+      </w:pPr>
+      <w:r>
+        <w:t xml:space="preserve">—Miña rula —dijo. Y luego, muy bajo, mirándome a los ojos—. Non lle deas as grazas a ninguén que non vexas.</w:t>
+      </w:r>
+    </w:p>
+    <w:p>
+      <w:pPr>
+        <w:pStyle w:val="BodyText"/>
+      </w:pPr>
+      <w:r>
+        <w:t xml:space="preserve">No le des las gracias a nadie que no veas.</w:t>
+      </w:r>
+    </w:p>
+    <w:p>
+      <w:pPr>
+        <w:pStyle w:val="BodyText"/>
+      </w:pPr>
+      <w:r>
+        <w:t xml:space="preserve">Volví al faro con la empanada en el asiento de al lado y la frase dando vueltas, sin saber si hablaba de Álvaro o de otra cosa.</w:t>
+      </w:r>
+    </w:p>
     <w:bookmarkStart w:id="23" w:name="maruxa-costa-da-morte-octubre-de-1983"/>
     <w:p>
       <w:pPr>
@@ -3090,7 +3255,7 @@
         <w:pStyle w:val="BodyText"/>
       </w:pPr>
       <w:r>
-        <w:t xml:space="preserve">—Era un anxo, Brais —me dijo mi madre cuando se lo conté, días después, en la cocina—. Viuña por el.</w:t>
+        <w:t xml:space="preserve">—Era un anxo, Brais —me dijo mi madre cuando se lo conté, días después, en la cocina—. Viña por el.</w:t>
       </w:r>
     </w:p>
     <w:p>

--- a/ada_koch/libro_2/El_hombre_de_al_lado_acto2_borrador.docx
+++ b/ada_koch/libro_2/El_hombre_de_al_lado_acto2_borrador.docx
@@ -1895,6 +1895,70 @@
         <w:t xml:space="preserve">Volví al faro con la empanada en el asiento de al lado y la frase dando vueltas, sin saber si hablaba de Álvaro o de otra cosa.</w:t>
       </w:r>
     </w:p>
+    <w:p>
+      <w:pPr>
+        <w:pStyle w:val="BodyText"/>
+      </w:pPr>
+      <w:r>
+        <w:t xml:space="preserve">En la curva de la gasolinera, a la salida del pueblo, había un coche parado en el arcén con el motor en marcha.</w:t>
+      </w:r>
+    </w:p>
+    <w:p>
+      <w:pPr>
+        <w:pStyle w:val="BodyText"/>
+      </w:pPr>
+      <w:r>
+        <w:t xml:space="preserve">Un BMW gris oscuro. Con los cristales de atrás tintados y el tubo de escape echando un humo blanco, quieto, en el aire frío.</w:t>
+      </w:r>
+    </w:p>
+    <w:p>
+      <w:pPr>
+        <w:pStyle w:val="BodyText"/>
+      </w:pPr>
+      <w:r>
+        <w:t xml:space="preserve">No lo miré al pasar. Lo miré por el retrovisor.</w:t>
+      </w:r>
+    </w:p>
+    <w:p>
+      <w:pPr>
+        <w:pStyle w:val="BodyText"/>
+      </w:pPr>
+      <w:r>
+        <w:t xml:space="preserve">En el parachoques de atrás, a la izquierda, tenía una abolladura. Pequeña, con la pintura saltada en forma de uña. La que le hice yo, una noche de lluvia, al dar marcha atrás contra una columna del garaje de la calle Ibiza. La que me costó dos semanas sin poder coger el coche y una conversación en la cocina que no quiero recordar.</w:t>
+      </w:r>
+    </w:p>
+    <w:p>
+      <w:pPr>
+        <w:pStyle w:val="BodyText"/>
+      </w:pPr>
+      <w:r>
+        <w:t xml:space="preserve">No podía ser. Hay miles de coches grises. Hay miles de abolladuras.</w:t>
+      </w:r>
+    </w:p>
+    <w:p>
+      <w:pPr>
+        <w:pStyle w:val="BodyText"/>
+      </w:pPr>
+      <w:r>
+        <w:t xml:space="preserve">Pisé el freno sin querer. El coche de atrás se puso en marcha. Despacio. Sin intermitente. Me adelantó en la recta de los eucaliptos, sin prisa, y por la ventanilla del conductor, que era la única sin tintar, vi un codo con la manga de un abrigo azul marino. Nada más. Un codo.</w:t>
+      </w:r>
+    </w:p>
+    <w:p>
+      <w:pPr>
+        <w:pStyle w:val="BodyText"/>
+      </w:pPr>
+      <w:r>
+        <w:t xml:space="preserve">Se perdió hacia Cee.</w:t>
+      </w:r>
+    </w:p>
+    <w:p>
+      <w:pPr>
+        <w:pStyle w:val="BodyText"/>
+      </w:pPr>
+      <w:r>
+        <w:t xml:space="preserve">Aparqué en la explanada del faro y me quedé dentro del coche con las manos en el volante hasta que la empanada se enfrió. No se lo conté a Julian. No se lo conté a nadie. Me dije que no había visto la matrícula. Era verdad. No la había querido ver.</w:t>
+      </w:r>
+    </w:p>
     <w:bookmarkStart w:id="23" w:name="maruxa-costa-da-morte-octubre-de-1983"/>
     <w:p>
       <w:pPr>
@@ -5558,7 +5622,7 @@
         <w:pStyle w:val="BodyText"/>
       </w:pPr>
       <w:r>
-        <w:t xml:space="preserve">—Eu sei o que é iso, Ada —dijo mi madre. Y le temblaba la voz—. Eu tamén vin cousas. Cando tiña a túa idade. Cando se foi teu pai. Eu tamén vin cousas que non estaban.</w:t>
+        <w:t xml:space="preserve">—Eu sei o que é iso, Ada —dijo mi madre. Y le temblaba la voz—. Eu tamén vin cousas. Cando era rapaza. E outra vez cando se foi teu pai. Eu tamén vin cousas que non estaban.</w:t>
       </w:r>
     </w:p>
     <w:p>
@@ -5591,6 +5655,70 @@
       </w:pPr>
       <w:r>
         <w:t xml:space="preserve">Estás enferma. Como yo. No es culpa tuya. Ven a casa. Yo te cuido.</w:t>
+      </w:r>
+    </w:p>
+    <w:p>
+      <w:pPr>
+        <w:pStyle w:val="BodyText"/>
+      </w:pPr>
+      <w:r>
+        <w:t xml:space="preserve">Y luego, sin venir a cuento, con otra voz, una voz pequeña, de niña que pregunta la hora:</w:t>
+      </w:r>
+    </w:p>
+    <w:p>
+      <w:pPr>
+        <w:pStyle w:val="BodyText"/>
+      </w:pPr>
+      <w:r>
+        <w:t xml:space="preserve">—Ada. ¿Segue apagada a lanterna?</w:t>
+      </w:r>
+    </w:p>
+    <w:p>
+      <w:pPr>
+        <w:pStyle w:val="BodyText"/>
+      </w:pPr>
+      <w:r>
+        <w:t xml:space="preserve">—¿Qué?</w:t>
+      </w:r>
+    </w:p>
+    <w:p>
+      <w:pPr>
+        <w:pStyle w:val="BodyText"/>
+      </w:pPr>
+      <w:r>
+        <w:t xml:space="preserve">—A do faro vello. A de arriba. ¿Segue apagada?</w:t>
+      </w:r>
+    </w:p>
+    <w:p>
+      <w:pPr>
+        <w:pStyle w:val="BodyText"/>
+      </w:pPr>
+      <w:r>
+        <w:t xml:space="preserve">—Claro que sí, mamá. Desde el ochenta y siete.</w:t>
+      </w:r>
+    </w:p>
+    <w:p>
+      <w:pPr>
+        <w:pStyle w:val="BodyText"/>
+      </w:pPr>
+      <w:r>
+        <w:t xml:space="preserve">Un silencio largo. Su respiración. El ruido de una persiana, allá en Santiago, que alguien bajaba un poco más.</w:t>
+      </w:r>
+    </w:p>
+    <w:p>
+      <w:pPr>
+        <w:pStyle w:val="BodyText"/>
+      </w:pPr>
+      <w:r>
+        <w:t xml:space="preserve">—Ah —dijo—. Ben.</w:t>
+      </w:r>
+    </w:p>
+    <w:p>
+      <w:pPr>
+        <w:pStyle w:val="BodyText"/>
+      </w:pPr>
+      <w:r>
+        <w:t xml:space="preserve">Y volvió a lo del médico, a lo de Santiago, a lo de que estaba enferma, como si no hubiera preguntado nada.</w:t>
       </w:r>
     </w:p>
     <w:p>
@@ -6421,7 +6549,7 @@
         <w:pStyle w:val="BodyText"/>
       </w:pPr>
       <w:r>
-        <w:t xml:space="preserve">Lo supe antes de abrir los ojos dentro del sueño, por la luz. Una luz blanca, enorme, que pasaba por encima de mis párpados cerrados cada pocos segundos, de izquierda a derecha, y se iba, y volvía. Como pasa la luz de un faro por una habitación de la costa en las películas. Como no ha pasado nunca por mi habitación, porque mi faro lleva apagado desde antes de que yo naciera.</w:t>
+        <w:t xml:space="preserve">Lo supe antes de abrir los ojos dentro del sueño, por la luz. Una luz blanca, enorme, que pasaba por encima de mis párpados cerrados cada pocos segundos, de izquierda a derecha, y se iba, y volvía. Como no ha pasado nunca por mi habitación, porque mi faro lleva apagado desde antes de que yo naciera.</w:t>
       </w:r>
     </w:p>
     <w:p>
@@ -6523,7 +6651,7 @@
         <w:pStyle w:val="FirstParagraph"/>
       </w:pPr>
       <w:r>
-        <w:t xml:space="preserve">No voy a contar todo. No porque no me acuerde. Me acuerdo de todo. De cada segundo. Me acuerdo con el cuerpo, que es la memoria que no se puede borrar.</w:t>
+        <w:t xml:space="preserve">No voy a contar todo. Me acuerdo con el cuerpo, que es la memoria que no se puede borrar.</w:t>
       </w:r>
     </w:p>
     <w:p>
@@ -6832,7 +6960,7 @@
         <w:pStyle w:val="BodyText"/>
       </w:pPr>
       <w:r>
-        <w:t xml:space="preserve">No fue como en el sofá. En el sofá lo miré hasta el final. Me agarré a su cara como a una barandilla. Me obligué a tener los ojos abiertos, a ver su cara, a decir su nombre en voz alta dos veces para no olvidarme de quién era.</w:t>
+        <w:t xml:space="preserve">No fue como en el sofá. En el sofá lo miré hasta el final y dije su nombre en voz alta dos veces para no olvidarme de quién era.</w:t>
       </w:r>
     </w:p>
     <w:p>
@@ -6937,7 +7065,7 @@
         <w:pStyle w:val="BodyText"/>
       </w:pPr>
       <w:r>
-        <w:t xml:space="preserve">Tenía dieciocho años. Llevaba mi vestido, arreglado por una modista de Cee, con la cintura metida y las mangas cortadas. Estaba guapísima. Estaba seria. Sonrió dos veces en toda la ceremonia, y las dos veces mirándolo a él.</w:t>
+        <w:t xml:space="preserve">Tenía diecisiete años. Llevaba mi vestido, arreglado por una modista de Cee, con la cintura metida y las mangas cortadas. Estaba guapísima. Estaba seria. Sonrió dos veces en toda la ceremonia, y las dos veces mirándolo a él.</w:t>
       </w:r>
     </w:p>
     <w:p>

--- a/ada_koch/libro_2/El_hombre_de_al_lado_acto2_borrador.docx
+++ b/ada_koch/libro_2/El_hombre_de_al_lado_acto2_borrador.docx
@@ -860,7 +860,7 @@
         <w:pStyle w:val="BodyText"/>
       </w:pPr>
       <w:r>
-        <w:t xml:space="preserve">Bajaba por la rampa del puerto con la bolsa de la compra, la de tela verde. No sabía que iba a bajar. No me lo había dicho. Venía andando despacio, con el pelo suelto y el abrigo abierto, y no me estaba mirando a mí.</w:t>
+        <w:t xml:space="preserve">Bajaba por la rampa del puerto con la bolsa de la compra, la de tela verde. No sabía que iba a bajar. No me lo había dicho. Venía andando con el pelo suelto y el abrigo abierto, y no me estaba mirando a mí.</w:t>
       </w:r>
     </w:p>
     <w:p>
@@ -1254,7 +1254,7 @@
         <w:pStyle w:val="BodyText"/>
       </w:pPr>
       <w:r>
-        <w:t xml:space="preserve">Pasé las hojas despacio, con la linterna del móvil. Me gustaba. Me gustaba que alguien hubiera estado aquí antes que yo mirando el mismo mar y apuntándolo, como lo apunto yo en mis partes para los eólicos. Pensé que me habría llevado bien con aquel hombre.</w:t>
+        <w:t xml:space="preserve">Pasé las hojas con la linterna del móvil. Me gustaba. Me gustaba que alguien hubiera estado aquí antes que yo mirando el mismo mar y apuntándolo, como lo apunto yo en mis partes para los eólicos. Pensé que me habría llevado bien con aquel hombre.</w:t>
       </w:r>
     </w:p>
     <w:p>
@@ -1940,7 +1940,7 @@
         <w:pStyle w:val="BodyText"/>
       </w:pPr>
       <w:r>
-        <w:t xml:space="preserve">Pisé el freno sin querer. El coche de atrás se puso en marcha. Despacio. Sin intermitente. Me adelantó en la recta de los eucaliptos, sin prisa, y por la ventanilla del conductor, que era la única sin tintar, vi un codo con la manga de un abrigo azul marino. Nada más. Un codo.</w:t>
+        <w:t xml:space="preserve">Pisé el freno sin querer. El coche de atrás se puso en marcha. Sin intermitente. Me adelantó en la recta de los eucaliptos, sin prisa, y por la ventanilla del conductor, que era la única sin tintar, vi un codo con la manga de un abrigo azul marino. Nada más. Un codo.</w:t>
       </w:r>
     </w:p>
     <w:p>
@@ -2192,7 +2192,7 @@
         <w:pStyle w:val="BodyText"/>
       </w:pPr>
       <w:r>
-        <w:t xml:space="preserve">No contestó. Acercó la lancha al muelle, despacio, hasta que la borda tocó los neumáticos. Dejó la palanca. No me tendió la mano para subir. Se apartó al otro lado de la cabina, todo lo lejos que se podía en dos metros de barco, y me dejó sitio.</w:t>
+        <w:t xml:space="preserve">No contestó. Acercó la lancha al muelle hasta que la borda tocó los neumáticos. Dejó la palanca. No me tendió la mano para subir. Se apartó al otro lado de la cabina, todo lo lejos que se podía en dos metros de barco, y me dejó sitio.</w:t>
       </w:r>
     </w:p>
     <w:p>
@@ -2931,7 +2931,7 @@
         <w:pStyle w:val="FirstParagraph"/>
       </w:pPr>
       <w:r>
-        <w:t xml:space="preserve">Bajo por el sendero de los percebeiros sin linterna. Me lo sé de memoria desde los ocho años. Tres sitios donde, si pisas mal, te vas. Los paso sin pensarlo, como se baja una escalera de casa.</w:t>
+        <w:t xml:space="preserve">Bajo por el sendero de los percebeiros sin linterna. Me lo sé de memoria desde los ocho años. Tres sitios donde, si pisas mal, te vas. Los paso sin pensarlo.</w:t>
       </w:r>
     </w:p>
     <w:p>
@@ -3575,7 +3575,7 @@
         <w:pStyle w:val="FirstParagraph"/>
       </w:pPr>
       <w:r>
-        <w:t xml:space="preserve">A la una, cuando respiraba ya despacio, me levanté.</w:t>
+        <w:t xml:space="preserve">A la una, cuando ya dormía, me levanté.</w:t>
       </w:r>
     </w:p>
     <w:p>
@@ -4416,7 +4416,7 @@
         <w:pStyle w:val="BodyText"/>
       </w:pPr>
       <w:r>
-        <w:t xml:space="preserve">Dibujar a alguien es tocarlo. Lo sé desde los nueve años. Pasas el lápiz por donde estaría tu mano. Recorres la línea del hombro como la recorrería un dedo, despacio, desde el cuello hasta el brazo, apretando un poco más en la curva. Sombreas el hueco de la clavícula con la yema, frotando, como se frota la piel de alguien para darle calor.</w:t>
+        <w:t xml:space="preserve">Dibujar a alguien es tocarlo. Lo sé desde los nueve años. Pasas el lápiz por donde estaría tu mano. Recorres la línea del hombro como la recorrería un dedo, desde el cuello hasta el brazo, apretando un poco más en la curva. Sombreas el hueco de la clavícula con la yema, frotando, como se frota la piel de alguien para darle calor.</w:t>
       </w:r>
     </w:p>
     <w:p>
@@ -4679,7 +4679,7 @@
         <w:pStyle w:val="BodyText"/>
       </w:pPr>
       <w:r>
-        <w:t xml:space="preserve">No me dolía la cabeza. Me quedé en casa con Elisa, que tenía catorce años y estaba en su cuarto con la puerta cerrada, como estaba siempre ya, y me senté en la ventana de la cocina a ver pasar el coche de Xan por la carretera de la costa.</w:t>
+        <w:t xml:space="preserve">No me dolía la cabeza. Me quedé en casa con Elisa, que tenía trece años y estaba en su cuarto con la puerta cerrada, como estaba siempre ya, y me senté en la ventana de la cocina a ver pasar el coche de Xan por la carretera de la costa.</w:t>
       </w:r>
     </w:p>
     <w:p>
@@ -5237,7 +5237,7 @@
         <w:t xml:space="preserve">aquí Lúa, sen novidade</w:t>
       </w:r>
       <w:r>
-        <w:t xml:space="preserve">, y yo respiraba otra vez, como quien sale del agua.</w:t>
+        <w:t xml:space="preserve">, y yo respiraba otra vez.</w:t>
       </w:r>
     </w:p>
     <w:p>
@@ -5471,7 +5471,7 @@
         <w:pStyle w:val="BodyText"/>
       </w:pPr>
       <w:r>
-        <w:t xml:space="preserve">Se levantó. Dejó la bota en el escalón. Vino hasta la mesa y apagó la emisora con un dedo, con mucho cuidado, como se cierra una puerta en una casa donde duerme alguien.</w:t>
+        <w:t xml:space="preserve">Se levantó. Dejó la bota en el escalón. Vino hasta la mesa y apagó la emisora con un dedo, con mucho cuidado.</w:t>
       </w:r>
     </w:p>
     <w:p>
@@ -5614,7 +5614,7 @@
         <w:pStyle w:val="BodyText"/>
       </w:pPr>
       <w:r>
-        <w:t xml:space="preserve">Me lo contó despacio, con cuidado, como se le cuentan las cosas a los enfermos. Que Álvaro la había llamado tres veces en dos semanas. Que estaba muy preocupado. Que era tan buen chico, Ada, tan educado, siempre le había caído tan bien. Que le había contado que yo no dormía. Que vivía sola en un faro, en el fin del mundo, sin hablar con nadie. Que me había encontrado en noviembre con un hombre que nadie sabía de dónde había salido. Un hombre que se parecía, me dijo, que se parecía exactamente, a los dibujos que yo hacía de pequeña. A los de los márgenes.</w:t>
+        <w:t xml:space="preserve">Me lo contó con cuidado, como se le cuentan las cosas a los enfermos. Que Álvaro la había llamado tres veces en dos semanas. Que estaba muy preocupado. Que era tan buen chico, Ada, tan educado, siempre le había caído tan bien. Que le había contado que yo no dormía. Que vivía sola en un faro, en el fin del mundo, sin hablar con nadie. Que me había encontrado en noviembre con un hombre que nadie sabía de dónde había salido. Un hombre que se parecía, me dijo, que se parecía exactamente, a los dibujos que yo hacía de pequeña. A los de los márgenes.</w:t>
       </w:r>
     </w:p>
     <w:p>
@@ -6074,7 +6074,7 @@
         <w:pStyle w:val="BodyText"/>
       </w:pPr>
       <w:r>
-        <w:t xml:space="preserve">Y pensé, con mucha claridad, como se piensan las cosas importantes:</w:t>
+        <w:t xml:space="preserve">Y pensé, con mucha claridad:</w:t>
       </w:r>
       <w:r>
         <w:t xml:space="preserve"> </w:t>
@@ -6565,7 +6565,7 @@
         <w:pStyle w:val="BodyText"/>
       </w:pPr>
       <w:r>
-        <w:t xml:space="preserve">La lámpara grande, la del centro, la de la funda de lona gris, estaba destapada y encendida. La lente giraba alrededor de ella despacio, con un zumbido muy bajo, como una colmena, y cada vez que pasaba, la luz me cruzaba el cuerpo y salía disparada por los cristales hacia el mar negro.</w:t>
+        <w:t xml:space="preserve">La lámpara grande, la del centro, la de la funda de lona gris, estaba destapada y encendida. La lente giraba alrededor de ella con un zumbido muy bajo, como una colmena, y cada vez que pasaba, la luz me cruzaba el cuerpo y salía disparada por los cristales hacia el mar negro.</w:t>
       </w:r>
     </w:p>
     <w:p>
@@ -6810,7 +6810,7 @@
         <w:pStyle w:val="BodyText"/>
       </w:pPr>
       <w:r>
-        <w:t xml:space="preserve">A veinte centímetros. De lado, de cara a mí, con una mano debajo de la mejilla, como duermen los niños. Respiraba despacio. La luz gris de antes del amanecer le daba en la cara y le hacía parecer más joven, más dibujado, como cuando lo terminé.</w:t>
+        <w:t xml:space="preserve">A veinte centímetros. De lado, de cara a mí, con una mano debajo de la mejilla, como duermen los niños. La luz gris de antes del amanecer le daba en la cara y le hacía parecer más joven, más dibujado, como cuando lo terminé.</w:t>
       </w:r>
     </w:p>
     <w:p>
@@ -7032,7 +7032,7 @@
         <w:pStyle w:val="BodyText"/>
       </w:pPr>
       <w:r>
-        <w:t xml:space="preserve">Y él no volvió a decir nada. Me acarició el pelo hasta que se hizo de día del todo, despacio, con la mano de las durezas, y luego se levantó, se puso las botas en el escalón y se fue a las rocas.</w:t>
+        <w:t xml:space="preserve">Y él no volvió a decir nada. Me acarició el pelo hasta que se hizo de día del todo, con la mano de las durezas, y luego se levantó, se puso las botas en el escalón y se fue a las rocas.</w:t>
       </w:r>
     </w:p>
     <w:p>
